--- a/docs/pdf/Felhasználói.docx
+++ b/docs/pdf/Felhasználói.docx
@@ -34,6 +34,59 @@
     <w:p>
       <w:r>
         <w:t>A "morze" nevű parancs, parancssori futtatásával tudja elindítani a programot, az alábbi opciókkal.</w:t>
+      </w:r>
+      <w:r>
+        <w:t xml:space="preserve"> Amennyiben a futtatható állomány a rendszer PATH környezeti változójához manuálisan </w:t>
+      </w:r>
+      <w:r>
+        <w:rPr>
+          <w:b/>
+          <w:bCs/>
+        </w:rPr>
+        <w:t>nem</w:t>
+      </w:r>
+      <w:r>
+        <w:t xml:space="preserve"> lett </w:t>
+      </w:r>
+      <w:r>
+        <w:t xml:space="preserve">hozzá </w:t>
+      </w:r>
+      <w:r>
+        <w:t xml:space="preserve">rendelve. Ellenkező esetben a </w:t>
+      </w:r>
+      <w:proofErr w:type="gramStart"/>
+      <w:r>
+        <w:t>"</w:t>
+      </w:r>
+      <w:r>
+        <w:t>./</w:t>
+      </w:r>
+      <w:proofErr w:type="gramEnd"/>
+      <w:r>
+        <w:t>"</w:t>
+      </w:r>
+      <w:r>
+        <w:t xml:space="preserve"> címjelzés, valamint a </w:t>
+      </w:r>
+      <w:r>
+        <w:t>".</w:t>
+      </w:r>
+      <w:proofErr w:type="spellStart"/>
+      <w:r>
+        <w:t>exe</w:t>
+      </w:r>
+      <w:proofErr w:type="spellEnd"/>
+      <w:r>
+        <w:t>"</w:t>
+      </w:r>
+      <w:r>
+        <w:t xml:space="preserve"> toldalék is elhagyható a program </w:t>
+      </w:r>
+      <w:r>
+        <w:t>meghívásánál</w:t>
+      </w:r>
+      <w:r>
+        <w:t>.</w:t>
       </w:r>
     </w:p>
     <w:p>
@@ -75,7 +128,11 @@
         <w:t>&lt;kódtábla elérésiútja&gt;</w:t>
       </w:r>
       <w:r>
-        <w:t xml:space="preserve"> - a kódtáblát tar fájl elérési útját kell megadni ".</w:t>
+        <w:t xml:space="preserve"> - a kódtáblát tar fájl elérési útját kell megadni </w:t>
+      </w:r>
+      <w:bookmarkStart w:id="0" w:name="_Hlk214991233"/>
+      <w:r>
+        <w:t>".</w:t>
       </w:r>
       <w:proofErr w:type="spellStart"/>
       <w:r>
@@ -83,7 +140,11 @@
       </w:r>
       <w:proofErr w:type="spellEnd"/>
       <w:r>
-        <w:t>" kiterjesztéssel együtt</w:t>
+        <w:t xml:space="preserve">" </w:t>
+      </w:r>
+      <w:bookmarkEnd w:id="0"/>
+      <w:r>
+        <w:t>kiterjesztéssel együtt</w:t>
       </w:r>
     </w:p>
     <w:p>
@@ -172,13 +233,30 @@
       <w:pPr>
         <w:pStyle w:val="SourceCode"/>
       </w:pPr>
+      <w:proofErr w:type="gramStart"/>
+      <w:r>
+        <w:t>./</w:t>
+      </w:r>
+      <w:proofErr w:type="gramEnd"/>
       <w:r>
         <w:t>morze [-r] &lt;kódtábla elérésiútja&gt; &lt;kódolandó/dekódolandó szöveg elérésiútja&gt; [kimeneti fájlnév]</w:t>
       </w:r>
     </w:p>
     <w:p>
       <w:r>
-        <w:t>Például, ezek lehetséges meghívások:</w:t>
+        <w:t>Például, ezek</w:t>
+      </w:r>
+      <w:r>
+        <w:t xml:space="preserve"> a</w:t>
+      </w:r>
+      <w:r>
+        <w:t xml:space="preserve"> lehetséges meghíváso</w:t>
+      </w:r>
+      <w:r>
+        <w:t>k</w:t>
+      </w:r>
+      <w:r>
+        <w:t>:</w:t>
       </w:r>
     </w:p>
     <w:p>
@@ -186,7 +264,28 @@
         <w:pStyle w:val="SourceCode"/>
       </w:pPr>
       <w:r>
-        <w:t>morze -r ./codetable.txt ./text.txt morze_out.txt</w:t>
+        <w:t>.</w:t>
+      </w:r>
+      <w:r>
+        <w:t>/</w:t>
+      </w:r>
+      <w:r>
+        <w:t>morze</w:t>
+      </w:r>
+      <w:r>
+        <w:t>.exe</w:t>
+      </w:r>
+      <w:r>
+        <w:t xml:space="preserve"> -r </w:t>
+      </w:r>
+      <w:r>
+        <w:t>./t_codetable.txt ./t_text.txt ./t_morze_out</w:t>
+      </w:r>
+      <w:r>
+        <w:t>2</w:t>
+      </w:r>
+      <w:r>
+        <w:t>.txt</w:t>
       </w:r>
     </w:p>
     <w:p>
@@ -194,7 +293,16 @@
         <w:pStyle w:val="SourceCode"/>
       </w:pPr>
       <w:r>
-        <w:t>morze -r ./codetable.txt ./text.txt</w:t>
+        <w:t>./morze</w:t>
+      </w:r>
+      <w:r>
+        <w:t>.exe</w:t>
+      </w:r>
+      <w:r>
+        <w:t xml:space="preserve"> -r </w:t>
+      </w:r>
+      <w:r>
+        <w:t>./t_codetable.txt ./t_text.txt</w:t>
       </w:r>
     </w:p>
     <w:p>
@@ -202,7 +310,16 @@
         <w:pStyle w:val="SourceCode"/>
       </w:pPr>
       <w:r>
-        <w:t>morze ./codetable.txt ./text.txt morze_out.txt</w:t>
+        <w:t xml:space="preserve">./morze.exe </w:t>
+      </w:r>
+      <w:r>
+        <w:t>./t_codetable.txt ./t_text.txt ./t_morze_out</w:t>
+      </w:r>
+      <w:r>
+        <w:t>3</w:t>
+      </w:r>
+      <w:r>
+        <w:t>.txt</w:t>
       </w:r>
     </w:p>
     <w:p>
@@ -210,7 +327,10 @@
         <w:pStyle w:val="SourceCode"/>
       </w:pPr>
       <w:r>
-        <w:t xml:space="preserve">morze ./codetable.txt ./text.txt </w:t>
+        <w:t xml:space="preserve">./morze.exe </w:t>
+      </w:r>
+      <w:r>
+        <w:t>./t_codetable.txt ./t_text.txt</w:t>
       </w:r>
     </w:p>
     <w:p>

--- a/docs/pdf/Felhasználói.docx
+++ b/docs/pdf/Felhasználói.docx
@@ -46,30 +46,21 @@
         <w:t>nem</w:t>
       </w:r>
       <w:r>
-        <w:t xml:space="preserve"> lett </w:t>
-      </w:r>
-      <w:r>
-        <w:t xml:space="preserve">hozzá </w:t>
-      </w:r>
-      <w:r>
-        <w:t xml:space="preserve">rendelve. Ellenkező esetben a </w:t>
+        <w:t xml:space="preserve"> lett hozzá rendelve</w:t>
+      </w:r>
+      <w:r>
+        <w:t xml:space="preserve"> az alábbi módon lehet a programot futtatni</w:t>
+      </w:r>
+      <w:r>
+        <w:t xml:space="preserve">. Ellenkező esetben a </w:t>
       </w:r>
       <w:proofErr w:type="gramStart"/>
       <w:r>
-        <w:t>"</w:t>
-      </w:r>
-      <w:r>
-        <w:t>./</w:t>
+        <w:t>"./</w:t>
       </w:r>
       <w:proofErr w:type="gramEnd"/>
       <w:r>
-        <w:t>"</w:t>
-      </w:r>
-      <w:r>
-        <w:t xml:space="preserve"> címjelzés, valamint a </w:t>
-      </w:r>
-      <w:r>
-        <w:t>".</w:t>
+        <w:t>" címjelzés, valamint a ".</w:t>
       </w:r>
       <w:proofErr w:type="spellStart"/>
       <w:r>
@@ -77,10 +68,7 @@
       </w:r>
       <w:proofErr w:type="spellEnd"/>
       <w:r>
-        <w:t>"</w:t>
-      </w:r>
-      <w:r>
-        <w:t xml:space="preserve"> toldalék is elhagyható a program </w:t>
+        <w:t xml:space="preserve">" toldalék is elhagyható a program </w:t>
       </w:r>
       <w:r>
         <w:t>meghívásánál</w:t>
@@ -233,13 +221,17 @@
       <w:pPr>
         <w:pStyle w:val="SourceCode"/>
       </w:pPr>
-      <w:proofErr w:type="gramStart"/>
       <w:r>
         <w:t>./</w:t>
       </w:r>
-      <w:proofErr w:type="gramEnd"/>
-      <w:r>
-        <w:t>morze [-r] &lt;kódtábla elérésiútja&gt; &lt;kódolandó/dekódolandó szöveg elérésiútja&gt; [kimeneti fájlnév]</w:t>
+      <w:r>
+        <w:t>morze</w:t>
+      </w:r>
+      <w:r>
+        <w:t>.exe</w:t>
+      </w:r>
+      <w:r>
+        <w:t xml:space="preserve"> [-r] &lt;kódtábla elérésiútja&gt; &lt;kódolandó/dekódolandó szöveg elérésiútja&gt; [kimeneti fájlnév]</w:t>
       </w:r>
     </w:p>
     <w:p>
@@ -264,19 +256,7 @@
         <w:pStyle w:val="SourceCode"/>
       </w:pPr>
       <w:r>
-        <w:t>.</w:t>
-      </w:r>
-      <w:r>
-        <w:t>/</w:t>
-      </w:r>
-      <w:r>
-        <w:t>morze</w:t>
-      </w:r>
-      <w:r>
-        <w:t>.exe</w:t>
-      </w:r>
-      <w:r>
-        <w:t xml:space="preserve"> -r </w:t>
+        <w:t xml:space="preserve">./morze.exe -r </w:t>
       </w:r>
       <w:r>
         <w:t>./t_codetable.txt ./t_text.txt ./t_morze_out</w:t>
@@ -293,13 +273,7 @@
         <w:pStyle w:val="SourceCode"/>
       </w:pPr>
       <w:r>
-        <w:t>./morze</w:t>
-      </w:r>
-      <w:r>
-        <w:t>.exe</w:t>
-      </w:r>
-      <w:r>
-        <w:t xml:space="preserve"> -r </w:t>
+        <w:t xml:space="preserve">./morze.exe -r </w:t>
       </w:r>
       <w:r>
         <w:t>./t_codetable.txt ./t_text.txt</w:t>
